--- a/web/templates/monimoi/apofasi/thanatou.docx
+++ b/web/templates/monimoi/apofasi/thanatou.docx
@@ -855,15 +855,17 @@
           <w:sz w:val="22"/>
           <w:szCs w:val="22"/>
         </w:rPr>
-        <w:t xml:space="preserve">) «Κύρωση του Κώδικα Κατάστασης Δημοσίων Πολιτικών Διοικητικών Υπαλλήλων και Υπαλλήλων Ν.Π.Δ.Δ.» όπως συμπληρώθηκε από την παρ.2 του άρθρου 18 του Ν. 3801/2009 (ΦΕΚ 163/04-09-2009) «Ρυθμίσεις θεμάτων προσωπικού με σύμβαση εργασίας ιδιωτικού δικαίου αορίστου χρόνου και άλλες διατάξεις οργάνωσης και λειτουργίας της Δημόσιας Διοίκησης» </w:t>
-      </w:r>
-      <w:r>
-        <w:rPr>
-          <w:rFonts w:asciiTheme="minorHAnsi" w:hAnsiTheme="minorHAnsi" w:cstheme="minorHAnsi"/>
-          <w:sz w:val="22"/>
-          <w:szCs w:val="22"/>
-        </w:rPr>
-        <w:t xml:space="preserve">         </w:t>
+        <w:t xml:space="preserve">) «Κύρωση του Κώδικα Κατάστασης Δημοσίων Πολιτικών Διοικητικών Υπαλλήλων και Υπαλλήλων Ν.Π.Δ.Δ.» όπως συμπληρώθηκε από την παρ.2 του άρθρου 18 του Ν. 3801/2009 (ΦΕΚ 163/04-09-2009) «Ρυθμίσεις θεμάτων προσωπικού με σύμβαση εργασίας ιδιωτικού δικαίου αορίστου χρόνου και άλλες διατάξεις οργάνωσης και λειτουργίας της Δημόσιας Διοίκησης»</w:t>
+        <w:br/>
+        <w:t xml:space="preserve"/>
+      </w:r>
+      <w:r>
+        <w:rPr>
+          <w:rFonts w:asciiTheme="minorHAnsi" w:hAnsiTheme="minorHAnsi" w:cstheme="minorHAnsi"/>
+          <w:sz w:val="22"/>
+          <w:szCs w:val="22"/>
+        </w:rPr>
+        <w:t xml:space="preserve"/>
       </w:r>
       <w:r>
         <w:rPr>
@@ -879,7 +881,9 @@
           <w:sz w:val="22"/>
           <w:szCs w:val="22"/>
         </w:rPr>
-        <w:t xml:space="preserve">                                                                                                                                                         </w:t>
+        <w:t xml:space="preserve"/>
+        <w:br/>
+        <w:t xml:space="preserve"/>
       </w:r>
       <w:r>
         <w:rPr>
@@ -931,7 +935,9 @@
           <w:sz w:val="22"/>
           <w:szCs w:val="22"/>
         </w:rPr>
-        <w:t xml:space="preserve">                                                                    </w:t>
+        <w:t xml:space="preserve"/>
+        <w:br/>
+        <w:t xml:space="preserve"/>
       </w:r>
       <w:r>
         <w:rPr>
@@ -1033,15 +1039,17 @@
           <w:sz w:val="22"/>
           <w:szCs w:val="22"/>
         </w:rPr>
-        <w:t xml:space="preserve">   </w:t>
-      </w:r>
-      <w:r>
-        <w:rPr>
-          <w:rFonts w:asciiTheme="minorHAnsi" w:hAnsiTheme="minorHAnsi" w:cstheme="minorHAnsi"/>
-          <w:sz w:val="22"/>
-          <w:szCs w:val="22"/>
-        </w:rPr>
-        <w:t xml:space="preserve">                                                                                    5. </w:t>
+        <w:t xml:space="preserve"/>
+        <w:br/>
+        <w:t xml:space="preserve"/>
+      </w:r>
+      <w:r>
+        <w:rPr>
+          <w:rFonts w:asciiTheme="minorHAnsi" w:hAnsiTheme="minorHAnsi" w:cstheme="minorHAnsi"/>
+          <w:sz w:val="22"/>
+          <w:szCs w:val="22"/>
+        </w:rPr>
+        <w:t xml:space="preserve">5. </w:t>
       </w:r>
       <w:r>
         <w:rPr>
@@ -1143,7 +1151,7 @@
           <w:rFonts w:asciiTheme="minorHAnsi" w:hAnsiTheme="minorHAnsi" w:cstheme="minorHAnsi"/>
           <w:sz w:val="24"/>
         </w:rPr>
-        <w:t xml:space="preserve">{{ ston_stin }} {{ onomateponymo }} του {{ patronymo }}, εκπαιδευτικό κλάδου {{ klados }}-{{ klados_perigrafi }} του {{ sxoleio_gen }}, με ΑΜ: {{ am }} ειδική άδεια λόγω θανάτου συγγενούς {{ imeres_olografos }} ({{ imeres_arithmitika }}) ημερών  από {{ imerominia_apo }} έως {{ imerominia_eos }}</w:t>
+        <w:t xml:space="preserve">{{ ston_stin }} {{ onomateponymo_ait }} του {{ patronymo }}, εκπαιδευτικό κλάδου {{ klados }}-{{ klados_perigrafi }} του {{ sxoleio_gen }}, με ΑΜ: {{ am }} ειδική άδεια λόγω θανάτου συγγενούς {{ imeres_olografos }} ({{ imeres_arithmitika }}) ημερών  από {{ imerominia_apo }} έως {{ imerominia_eos }}</w:t>
       </w:r>
       <w:r>
         <w:rPr>
